--- a/TheorynCoding/Study Material/Java Overall/Java Overall/Quick Java/oza sir/Study This/study material/Java 8 - 8.docx
+++ b/TheorynCoding/Study Material/Java Overall/Java Overall/Quick Java/oza sir/Study This/study material/Java 8 - 8.docx
@@ -12,8 +12,6 @@
           <w:lang w:eastAsia="en-IN"/>
         </w:rPr>
       </w:pPr>
-      <w:bookmarkStart w:id="0" w:name="_GoBack"/>
-      <w:bookmarkEnd w:id="0"/>
       <w:r>
         <w:rPr>
           <w:rFonts w:ascii="Times New Roman" w:eastAsia="Times New Roman" w:hAnsi="Times New Roman" w:cs="Times New Roman"/>
@@ -1513,6 +1511,20 @@
     </w:p>
     <w:p>
       <w:pPr>
+        <w:spacing w:before="100" w:beforeAutospacing="1" w:after="100" w:afterAutospacing="1" w:line="240" w:lineRule="auto"/>
+        <w:rPr>
+          <w:rFonts w:ascii="Times New Roman" w:eastAsia="Times New Roman" w:hAnsi="Times New Roman" w:cs="Times New Roman"/>
+          <w:sz w:val="24"/>
+          <w:szCs w:val="24"/>
+          <w:lang w:eastAsia="en-IN"/>
+        </w:rPr>
+      </w:pPr>
+      <w:r>
+        <w:t>An anonymous function is a function without a name. In Java, anonymous functions are represented using Lambda Expressions and are used to provide implementation for Functional Interfaces.</w:t>
+      </w:r>
+    </w:p>
+    <w:p>
+      <w:pPr>
         <w:spacing w:after="0" w:line="240" w:lineRule="auto"/>
         <w:rPr>
           <w:rFonts w:ascii="Times New Roman" w:eastAsia="Times New Roman" w:hAnsi="Times New Roman" w:cs="Times New Roman"/>
@@ -1793,6 +1805,7 @@
           <w:szCs w:val="24"/>
           <w:lang w:eastAsia="en-IN"/>
         </w:rPr>
+        <w:lastRenderedPageBreak/>
         <w:t>Constructor Reference?</w:t>
       </w:r>
     </w:p>
@@ -1813,7 +1826,6 @@
           <w:szCs w:val="24"/>
           <w:lang w:eastAsia="en-IN"/>
         </w:rPr>
-        <w:lastRenderedPageBreak/>
         <w:t>Speaker Note:</w:t>
       </w:r>
     </w:p>
@@ -1928,6 +1940,210 @@
         </w:rPr>
         <w:t>Reference Constructor Directly</w:t>
       </w:r>
+    </w:p>
+    <w:p>
+      <w:pPr>
+        <w:spacing w:before="100" w:beforeAutospacing="1" w:after="100" w:afterAutospacing="1" w:line="240" w:lineRule="auto"/>
+        <w:rPr>
+          <w:rFonts w:ascii="Times New Roman" w:eastAsia="Times New Roman" w:hAnsi="Times New Roman" w:cs="Times New Roman"/>
+          <w:sz w:val="24"/>
+          <w:szCs w:val="24"/>
+          <w:lang w:eastAsia="en-IN"/>
+        </w:rPr>
+      </w:pPr>
+    </w:p>
+    <w:p>
+      <w:pPr>
+        <w:shd w:val="clear" w:color="auto" w:fill="DDD9C3" w:themeFill="background2" w:themeFillShade="E6"/>
+        <w:spacing w:before="100" w:beforeAutospacing="1" w:after="100" w:afterAutospacing="1" w:line="240" w:lineRule="auto"/>
+        <w:rPr>
+          <w:rFonts w:ascii="Times New Roman" w:eastAsia="Times New Roman" w:hAnsi="Times New Roman" w:cs="Times New Roman"/>
+          <w:sz w:val="24"/>
+          <w:szCs w:val="24"/>
+          <w:lang w:eastAsia="en-IN"/>
+        </w:rPr>
+      </w:pPr>
+      <w:r>
+        <w:rPr>
+          <w:rFonts w:ascii="Times New Roman" w:eastAsia="Times New Roman" w:hAnsi="Times New Roman" w:cs="Times New Roman"/>
+          <w:sz w:val="24"/>
+          <w:szCs w:val="24"/>
+          <w:lang w:eastAsia="en-IN"/>
+        </w:rPr>
+        <w:t>Without Constructor Reference:</w:t>
+      </w:r>
+    </w:p>
+    <w:p>
+      <w:pPr>
+        <w:shd w:val="clear" w:color="auto" w:fill="DDD9C3" w:themeFill="background2" w:themeFillShade="E6"/>
+        <w:tabs>
+          <w:tab w:val="left" w:pos="916"/>
+          <w:tab w:val="left" w:pos="1832"/>
+          <w:tab w:val="left" w:pos="2748"/>
+          <w:tab w:val="left" w:pos="3664"/>
+          <w:tab w:val="left" w:pos="4580"/>
+          <w:tab w:val="left" w:pos="5496"/>
+          <w:tab w:val="left" w:pos="6412"/>
+          <w:tab w:val="left" w:pos="7328"/>
+          <w:tab w:val="left" w:pos="8244"/>
+          <w:tab w:val="left" w:pos="9160"/>
+          <w:tab w:val="left" w:pos="10076"/>
+          <w:tab w:val="left" w:pos="10992"/>
+          <w:tab w:val="left" w:pos="11908"/>
+          <w:tab w:val="left" w:pos="12824"/>
+          <w:tab w:val="left" w:pos="13740"/>
+          <w:tab w:val="left" w:pos="14656"/>
+        </w:tabs>
+        <w:spacing w:after="0" w:line="240" w:lineRule="auto"/>
+        <w:rPr>
+          <w:rFonts w:ascii="Courier New" w:eastAsia="Times New Roman" w:hAnsi="Courier New" w:cs="Courier New"/>
+          <w:sz w:val="20"/>
+          <w:szCs w:val="20"/>
+          <w:lang w:eastAsia="en-IN"/>
+        </w:rPr>
+      </w:pPr>
+      <w:r>
+        <w:rPr>
+          <w:rFonts w:ascii="Courier New" w:eastAsia="Times New Roman" w:hAnsi="Courier New" w:cs="Courier New"/>
+          <w:sz w:val="20"/>
+          <w:szCs w:val="20"/>
+          <w:lang w:eastAsia="en-IN"/>
+        </w:rPr>
+        <w:t>Supplier&lt;Employee&gt; s =</w:t>
+      </w:r>
+      <w:r>
+        <w:rPr>
+          <w:rFonts w:ascii="Courier New" w:eastAsia="Times New Roman" w:hAnsi="Courier New" w:cs="Courier New"/>
+          <w:sz w:val="20"/>
+          <w:szCs w:val="20"/>
+          <w:lang w:eastAsia="en-IN"/>
+        </w:rPr>
+        <w:br/>
+        <w:t xml:space="preserve">        () -&gt; new </w:t>
+      </w:r>
+      <w:proofErr w:type="gramStart"/>
+      <w:r>
+        <w:rPr>
+          <w:rFonts w:ascii="Courier New" w:eastAsia="Times New Roman" w:hAnsi="Courier New" w:cs="Courier New"/>
+          <w:sz w:val="20"/>
+          <w:szCs w:val="20"/>
+          <w:lang w:eastAsia="en-IN"/>
+        </w:rPr>
+        <w:t>Employee(</w:t>
+      </w:r>
+      <w:proofErr w:type="gramEnd"/>
+      <w:r>
+        <w:rPr>
+          <w:rFonts w:ascii="Courier New" w:eastAsia="Times New Roman" w:hAnsi="Courier New" w:cs="Courier New"/>
+          <w:sz w:val="20"/>
+          <w:szCs w:val="20"/>
+          <w:lang w:eastAsia="en-IN"/>
+        </w:rPr>
+        <w:t>);</w:t>
+      </w:r>
+    </w:p>
+    <w:p>
+      <w:pPr>
+        <w:shd w:val="clear" w:color="auto" w:fill="DDD9C3" w:themeFill="background2" w:themeFillShade="E6"/>
+        <w:spacing w:before="100" w:beforeAutospacing="1" w:after="100" w:afterAutospacing="1" w:line="240" w:lineRule="auto"/>
+        <w:rPr>
+          <w:rFonts w:ascii="Times New Roman" w:eastAsia="Times New Roman" w:hAnsi="Times New Roman" w:cs="Times New Roman"/>
+          <w:sz w:val="24"/>
+          <w:szCs w:val="24"/>
+          <w:lang w:eastAsia="en-IN"/>
+        </w:rPr>
+      </w:pPr>
+      <w:r>
+        <w:rPr>
+          <w:rFonts w:ascii="Times New Roman" w:eastAsia="Times New Roman" w:hAnsi="Times New Roman" w:cs="Times New Roman"/>
+          <w:sz w:val="24"/>
+          <w:szCs w:val="24"/>
+          <w:lang w:eastAsia="en-IN"/>
+        </w:rPr>
+        <w:t>With Constructor Reference:</w:t>
+      </w:r>
+    </w:p>
+    <w:p>
+      <w:pPr>
+        <w:shd w:val="clear" w:color="auto" w:fill="DDD9C3" w:themeFill="background2" w:themeFillShade="E6"/>
+        <w:tabs>
+          <w:tab w:val="left" w:pos="916"/>
+          <w:tab w:val="left" w:pos="1832"/>
+          <w:tab w:val="left" w:pos="2748"/>
+          <w:tab w:val="left" w:pos="3664"/>
+          <w:tab w:val="left" w:pos="4580"/>
+          <w:tab w:val="left" w:pos="5496"/>
+          <w:tab w:val="left" w:pos="6412"/>
+          <w:tab w:val="left" w:pos="7328"/>
+          <w:tab w:val="left" w:pos="8244"/>
+          <w:tab w:val="left" w:pos="9160"/>
+          <w:tab w:val="left" w:pos="10076"/>
+          <w:tab w:val="left" w:pos="10992"/>
+          <w:tab w:val="left" w:pos="11908"/>
+          <w:tab w:val="left" w:pos="12824"/>
+          <w:tab w:val="left" w:pos="13740"/>
+          <w:tab w:val="left" w:pos="14656"/>
+        </w:tabs>
+        <w:spacing w:after="0" w:line="240" w:lineRule="auto"/>
+        <w:rPr>
+          <w:rFonts w:ascii="Courier New" w:eastAsia="Times New Roman" w:hAnsi="Courier New" w:cs="Courier New"/>
+          <w:sz w:val="20"/>
+          <w:szCs w:val="20"/>
+          <w:lang w:eastAsia="en-IN"/>
+        </w:rPr>
+      </w:pPr>
+      <w:r>
+        <w:rPr>
+          <w:rFonts w:ascii="Courier New" w:eastAsia="Times New Roman" w:hAnsi="Courier New" w:cs="Courier New"/>
+          <w:sz w:val="20"/>
+          <w:szCs w:val="20"/>
+          <w:lang w:eastAsia="en-IN"/>
+        </w:rPr>
+        <w:lastRenderedPageBreak/>
+        <w:t>Supplier&lt;Employee&gt; s =</w:t>
+      </w:r>
+      <w:r>
+        <w:rPr>
+          <w:rFonts w:ascii="Courier New" w:eastAsia="Times New Roman" w:hAnsi="Courier New" w:cs="Courier New"/>
+          <w:sz w:val="20"/>
+          <w:szCs w:val="20"/>
+          <w:lang w:eastAsia="en-IN"/>
+        </w:rPr>
+        <w:br/>
+        <w:t xml:space="preserve">        Employee::new;</w:t>
+      </w:r>
+    </w:p>
+    <w:p>
+      <w:pPr>
+        <w:shd w:val="clear" w:color="auto" w:fill="DDD9C3" w:themeFill="background2" w:themeFillShade="E6"/>
+        <w:spacing w:before="100" w:beforeAutospacing="1" w:after="100" w:afterAutospacing="1" w:line="240" w:lineRule="auto"/>
+        <w:rPr>
+          <w:rFonts w:ascii="Times New Roman" w:eastAsia="Times New Roman" w:hAnsi="Times New Roman" w:cs="Times New Roman"/>
+          <w:sz w:val="24"/>
+          <w:szCs w:val="24"/>
+          <w:lang w:eastAsia="en-IN"/>
+        </w:rPr>
+      </w:pPr>
+      <w:r>
+        <w:rPr>
+          <w:rFonts w:ascii="Times New Roman" w:eastAsia="Times New Roman" w:hAnsi="Times New Roman" w:cs="Times New Roman"/>
+          <w:sz w:val="24"/>
+          <w:szCs w:val="24"/>
+          <w:lang w:eastAsia="en-IN"/>
+        </w:rPr>
+        <w:t>Both are same.</w:t>
+      </w:r>
+    </w:p>
+    <w:p>
+      <w:pPr>
+        <w:spacing w:before="100" w:beforeAutospacing="1" w:after="100" w:afterAutospacing="1" w:line="240" w:lineRule="auto"/>
+        <w:rPr>
+          <w:rFonts w:ascii="Times New Roman" w:eastAsia="Times New Roman" w:hAnsi="Times New Roman" w:cs="Times New Roman"/>
+          <w:sz w:val="24"/>
+          <w:szCs w:val="24"/>
+          <w:lang w:eastAsia="en-IN"/>
+        </w:rPr>
+      </w:pPr>
     </w:p>
     <w:p>
       <w:pPr>
@@ -2095,7 +2311,6 @@
           <w:szCs w:val="24"/>
           <w:lang w:eastAsia="en-IN"/>
         </w:rPr>
-        <w:lastRenderedPageBreak/>
         <w:t>test()</w:t>
       </w:r>
       <w:proofErr w:type="gramEnd"/>
@@ -2167,6 +2382,7 @@
           <w:szCs w:val="24"/>
           <w:lang w:eastAsia="en-IN"/>
         </w:rPr>
+        <w:lastRenderedPageBreak/>
         <w:t>One Line:</w:t>
       </w:r>
     </w:p>
@@ -2188,6 +2404,75 @@
           <w:lang w:eastAsia="en-IN"/>
         </w:rPr>
         <w:t>Input → Boolean</w:t>
+      </w:r>
+    </w:p>
+    <w:p>
+      <w:pPr>
+        <w:spacing w:before="100" w:beforeAutospacing="1" w:after="100" w:afterAutospacing="1" w:line="240" w:lineRule="auto"/>
+        <w:rPr>
+          <w:rFonts w:ascii="Times New Roman" w:eastAsia="Times New Roman" w:hAnsi="Times New Roman" w:cs="Times New Roman"/>
+          <w:sz w:val="24"/>
+          <w:szCs w:val="24"/>
+          <w:lang w:eastAsia="en-IN"/>
+        </w:rPr>
+      </w:pPr>
+    </w:p>
+    <w:p>
+      <w:pPr>
+        <w:spacing w:before="100" w:beforeAutospacing="1" w:after="100" w:afterAutospacing="1" w:line="240" w:lineRule="auto"/>
+        <w:rPr>
+          <w:rFonts w:ascii="Times New Roman" w:eastAsia="Times New Roman" w:hAnsi="Times New Roman" w:cs="Times New Roman"/>
+          <w:sz w:val="24"/>
+          <w:szCs w:val="24"/>
+          <w:lang w:eastAsia="en-IN"/>
+        </w:rPr>
+      </w:pPr>
+      <w:proofErr w:type="spellStart"/>
+      <w:r>
+        <w:rPr>
+          <w:rStyle w:val="m"/>
+        </w:rPr>
+        <w:t>java</w:t>
+      </w:r>
+      <w:r>
+        <w:rPr>
+          <w:rStyle w:val="g"/>
+        </w:rPr>
+        <w:t>.</w:t>
+      </w:r>
+      <w:r>
+        <w:rPr>
+          <w:rStyle w:val="m"/>
+        </w:rPr>
+        <w:t>util</w:t>
+      </w:r>
+      <w:r>
+        <w:rPr>
+          <w:rStyle w:val="g"/>
+        </w:rPr>
+        <w:t>.</w:t>
+      </w:r>
+      <w:r>
+        <w:rPr>
+          <w:rStyle w:val="m"/>
+        </w:rPr>
+        <w:t>function</w:t>
+      </w:r>
+      <w:r>
+        <w:rPr>
+          <w:rStyle w:val="g"/>
+        </w:rPr>
+        <w:t>.</w:t>
+      </w:r>
+      <w:r>
+        <w:rPr>
+          <w:rStyle w:val="m"/>
+        </w:rPr>
+        <w:t>Predicate</w:t>
+      </w:r>
+      <w:proofErr w:type="spellEnd"/>
+      <w:r>
+        <w:t>;</w:t>
       </w:r>
     </w:p>
     <w:p>
@@ -2449,29 +2734,87 @@
           <w:szCs w:val="24"/>
           <w:lang w:eastAsia="en-IN"/>
         </w:rPr>
+        <w:t>One Line:</w:t>
+      </w:r>
+    </w:p>
+    <w:p>
+      <w:pPr>
+        <w:spacing w:before="100" w:beforeAutospacing="1" w:after="100" w:afterAutospacing="1" w:line="240" w:lineRule="auto"/>
+        <w:rPr>
+          <w:rFonts w:ascii="Times New Roman" w:eastAsia="Times New Roman" w:hAnsi="Times New Roman" w:cs="Times New Roman"/>
+          <w:sz w:val="24"/>
+          <w:szCs w:val="24"/>
+          <w:lang w:eastAsia="en-IN"/>
+        </w:rPr>
+      </w:pPr>
+      <w:r>
+        <w:rPr>
+          <w:rFonts w:ascii="Times New Roman" w:eastAsia="Times New Roman" w:hAnsi="Times New Roman" w:cs="Times New Roman"/>
+          <w:sz w:val="24"/>
+          <w:szCs w:val="24"/>
+          <w:lang w:eastAsia="en-IN"/>
+        </w:rPr>
+        <w:t>Two Inputs → Boolean</w:t>
+      </w:r>
+    </w:p>
+    <w:p>
+      <w:pPr>
+        <w:spacing w:before="100" w:beforeAutospacing="1" w:after="100" w:afterAutospacing="1" w:line="240" w:lineRule="auto"/>
+        <w:rPr>
+          <w:rFonts w:ascii="Times New Roman" w:eastAsia="Times New Roman" w:hAnsi="Times New Roman" w:cs="Times New Roman"/>
+          <w:sz w:val="24"/>
+          <w:szCs w:val="24"/>
+          <w:lang w:eastAsia="en-IN"/>
+        </w:rPr>
+      </w:pPr>
+      <w:r>
+        <w:rPr>
+          <w:rStyle w:val="m"/>
+        </w:rPr>
         <w:lastRenderedPageBreak/>
-        <w:t>One Line:</w:t>
-      </w:r>
-    </w:p>
-    <w:p>
-      <w:pPr>
-        <w:spacing w:before="100" w:beforeAutospacing="1" w:after="100" w:afterAutospacing="1" w:line="240" w:lineRule="auto"/>
-        <w:rPr>
-          <w:rFonts w:ascii="Times New Roman" w:eastAsia="Times New Roman" w:hAnsi="Times New Roman" w:cs="Times New Roman"/>
-          <w:sz w:val="24"/>
-          <w:szCs w:val="24"/>
-          <w:lang w:eastAsia="en-IN"/>
-        </w:rPr>
-      </w:pPr>
-      <w:r>
-        <w:rPr>
-          <w:rFonts w:ascii="Times New Roman" w:eastAsia="Times New Roman" w:hAnsi="Times New Roman" w:cs="Times New Roman"/>
-          <w:sz w:val="24"/>
-          <w:szCs w:val="24"/>
-          <w:lang w:eastAsia="en-IN"/>
-        </w:rPr>
-        <w:t>Two Inputs → Boolean</w:t>
-      </w:r>
+        <w:t>java</w:t>
+      </w:r>
+      <w:r>
+        <w:rPr>
+          <w:rStyle w:val="g"/>
+        </w:rPr>
+        <w:t>.</w:t>
+      </w:r>
+      <w:r>
+        <w:rPr>
+          <w:rStyle w:val="m"/>
+        </w:rPr>
+        <w:t>util</w:t>
+      </w:r>
+      <w:r>
+        <w:rPr>
+          <w:rStyle w:val="g"/>
+        </w:rPr>
+        <w:t>.</w:t>
+      </w:r>
+      <w:r>
+        <w:rPr>
+          <w:rStyle w:val="m"/>
+        </w:rPr>
+        <w:t>function</w:t>
+      </w:r>
+      <w:r>
+        <w:rPr>
+          <w:rStyle w:val="g"/>
+        </w:rPr>
+        <w:t>.</w:t>
+      </w:r>
+      <w:r>
+        <w:rPr>
+          <w:rStyle w:val="m"/>
+        </w:rPr>
+        <w:t>BiPredicate</w:t>
+      </w:r>
+      <w:r>
+        <w:t>;</w:t>
+      </w:r>
+      <w:bookmarkStart w:id="0" w:name="_GoBack"/>
+      <w:bookmarkEnd w:id="0"/>
     </w:p>
     <w:p>
       <w:pPr>
@@ -2739,7 +3082,6 @@
           <w:szCs w:val="24"/>
           <w:lang w:eastAsia="en-IN"/>
         </w:rPr>
-        <w:lastRenderedPageBreak/>
         <w:pict>
           <v:rect id="_x0000_i1035" style="width:0;height:1.5pt" o:hralign="center" o:hrstd="t" o:hr="t" fillcolor="#a0a0a0" stroked="f"/>
         </w:pict>
@@ -2767,6 +3109,7 @@
           <w:szCs w:val="24"/>
           <w:lang w:eastAsia="en-IN"/>
         </w:rPr>
+        <w:lastRenderedPageBreak/>
         <w:t>BiFunction</w:t>
       </w:r>
       <w:proofErr w:type="spellEnd"/>
@@ -3119,28 +3462,28 @@
           <w:szCs w:val="24"/>
           <w:lang w:eastAsia="en-IN"/>
         </w:rPr>
+        <w:t>Example:</w:t>
+      </w:r>
+    </w:p>
+    <w:p>
+      <w:pPr>
+        <w:spacing w:before="100" w:beforeAutospacing="1" w:after="100" w:afterAutospacing="1" w:line="240" w:lineRule="auto"/>
+        <w:rPr>
+          <w:rFonts w:ascii="Times New Roman" w:eastAsia="Times New Roman" w:hAnsi="Times New Roman" w:cs="Times New Roman"/>
+          <w:sz w:val="24"/>
+          <w:szCs w:val="24"/>
+          <w:lang w:eastAsia="en-IN"/>
+        </w:rPr>
+      </w:pPr>
+      <w:proofErr w:type="spellStart"/>
+      <w:r>
+        <w:rPr>
+          <w:rFonts w:ascii="Times New Roman" w:eastAsia="Times New Roman" w:hAnsi="Times New Roman" w:cs="Times New Roman"/>
+          <w:sz w:val="24"/>
+          <w:szCs w:val="24"/>
+          <w:lang w:eastAsia="en-IN"/>
+        </w:rPr>
         <w:lastRenderedPageBreak/>
-        <w:t>Example:</w:t>
-      </w:r>
-    </w:p>
-    <w:p>
-      <w:pPr>
-        <w:spacing w:before="100" w:beforeAutospacing="1" w:after="100" w:afterAutospacing="1" w:line="240" w:lineRule="auto"/>
-        <w:rPr>
-          <w:rFonts w:ascii="Times New Roman" w:eastAsia="Times New Roman" w:hAnsi="Times New Roman" w:cs="Times New Roman"/>
-          <w:sz w:val="24"/>
-          <w:szCs w:val="24"/>
-          <w:lang w:eastAsia="en-IN"/>
-        </w:rPr>
-      </w:pPr>
-      <w:proofErr w:type="spellStart"/>
-      <w:r>
-        <w:rPr>
-          <w:rFonts w:ascii="Times New Roman" w:eastAsia="Times New Roman" w:hAnsi="Times New Roman" w:cs="Times New Roman"/>
-          <w:sz w:val="24"/>
-          <w:szCs w:val="24"/>
-          <w:lang w:eastAsia="en-IN"/>
-        </w:rPr>
         <w:t>UnaryOperator</w:t>
       </w:r>
       <w:proofErr w:type="spellEnd"/>
@@ -3472,27 +3815,27 @@
           <w:szCs w:val="24"/>
           <w:lang w:eastAsia="en-IN"/>
         </w:rPr>
+        <w:t>Same Input + Same Output Type</w:t>
+      </w:r>
+    </w:p>
+    <w:p>
+      <w:pPr>
+        <w:spacing w:after="0" w:line="240" w:lineRule="auto"/>
+        <w:rPr>
+          <w:rFonts w:ascii="Times New Roman" w:eastAsia="Times New Roman" w:hAnsi="Times New Roman" w:cs="Times New Roman"/>
+          <w:sz w:val="24"/>
+          <w:szCs w:val="24"/>
+          <w:lang w:eastAsia="en-IN"/>
+        </w:rPr>
+      </w:pPr>
+      <w:r>
+        <w:rPr>
+          <w:rFonts w:ascii="Times New Roman" w:eastAsia="Times New Roman" w:hAnsi="Times New Roman" w:cs="Times New Roman"/>
+          <w:sz w:val="24"/>
+          <w:szCs w:val="24"/>
+          <w:lang w:eastAsia="en-IN"/>
+        </w:rPr>
         <w:lastRenderedPageBreak/>
-        <w:t>Same Input + Same Output Type</w:t>
-      </w:r>
-    </w:p>
-    <w:p>
-      <w:pPr>
-        <w:spacing w:after="0" w:line="240" w:lineRule="auto"/>
-        <w:rPr>
-          <w:rFonts w:ascii="Times New Roman" w:eastAsia="Times New Roman" w:hAnsi="Times New Roman" w:cs="Times New Roman"/>
-          <w:sz w:val="24"/>
-          <w:szCs w:val="24"/>
-          <w:lang w:eastAsia="en-IN"/>
-        </w:rPr>
-      </w:pPr>
-      <w:r>
-        <w:rPr>
-          <w:rFonts w:ascii="Times New Roman" w:eastAsia="Times New Roman" w:hAnsi="Times New Roman" w:cs="Times New Roman"/>
-          <w:sz w:val="24"/>
-          <w:szCs w:val="24"/>
-          <w:lang w:eastAsia="en-IN"/>
-        </w:rPr>
         <w:pict>
           <v:rect id="_x0000_i1038" style="width:0;height:1.5pt" o:hralign="center" o:hrstd="t" o:hr="t" fillcolor="#a0a0a0" stroked="f"/>
         </w:pict>
@@ -3787,27 +4130,27 @@
           <w:szCs w:val="24"/>
           <w:lang w:eastAsia="en-IN"/>
         </w:rPr>
+        <w:t>Supplier?</w:t>
+      </w:r>
+    </w:p>
+    <w:p>
+      <w:pPr>
+        <w:spacing w:before="100" w:beforeAutospacing="1" w:after="100" w:afterAutospacing="1" w:line="240" w:lineRule="auto"/>
+        <w:rPr>
+          <w:rFonts w:ascii="Times New Roman" w:eastAsia="Times New Roman" w:hAnsi="Times New Roman" w:cs="Times New Roman"/>
+          <w:sz w:val="24"/>
+          <w:szCs w:val="24"/>
+          <w:lang w:eastAsia="en-IN"/>
+        </w:rPr>
+      </w:pPr>
+      <w:r>
+        <w:rPr>
+          <w:rFonts w:ascii="Times New Roman" w:eastAsia="Times New Roman" w:hAnsi="Times New Roman" w:cs="Times New Roman"/>
+          <w:sz w:val="24"/>
+          <w:szCs w:val="24"/>
+          <w:lang w:eastAsia="en-IN"/>
+        </w:rPr>
         <w:lastRenderedPageBreak/>
-        <w:t>Supplier?</w:t>
-      </w:r>
-    </w:p>
-    <w:p>
-      <w:pPr>
-        <w:spacing w:before="100" w:beforeAutospacing="1" w:after="100" w:afterAutospacing="1" w:line="240" w:lineRule="auto"/>
-        <w:rPr>
-          <w:rFonts w:ascii="Times New Roman" w:eastAsia="Times New Roman" w:hAnsi="Times New Roman" w:cs="Times New Roman"/>
-          <w:sz w:val="24"/>
-          <w:szCs w:val="24"/>
-          <w:lang w:eastAsia="en-IN"/>
-        </w:rPr>
-      </w:pPr>
-      <w:r>
-        <w:rPr>
-          <w:rFonts w:ascii="Times New Roman" w:eastAsia="Times New Roman" w:hAnsi="Times New Roman" w:cs="Times New Roman"/>
-          <w:sz w:val="24"/>
-          <w:szCs w:val="24"/>
-          <w:lang w:eastAsia="en-IN"/>
-        </w:rPr>
         <w:t>Speaker Note:</w:t>
       </w:r>
     </w:p>
@@ -4143,27 +4486,27 @@
           <w:szCs w:val="24"/>
           <w:lang w:eastAsia="en-IN"/>
         </w:rPr>
+        <w:t>Stream API?</w:t>
+      </w:r>
+    </w:p>
+    <w:p>
+      <w:pPr>
+        <w:spacing w:before="100" w:beforeAutospacing="1" w:after="100" w:afterAutospacing="1" w:line="240" w:lineRule="auto"/>
+        <w:rPr>
+          <w:rFonts w:ascii="Times New Roman" w:eastAsia="Times New Roman" w:hAnsi="Times New Roman" w:cs="Times New Roman"/>
+          <w:sz w:val="24"/>
+          <w:szCs w:val="24"/>
+          <w:lang w:eastAsia="en-IN"/>
+        </w:rPr>
+      </w:pPr>
+      <w:r>
+        <w:rPr>
+          <w:rFonts w:ascii="Times New Roman" w:eastAsia="Times New Roman" w:hAnsi="Times New Roman" w:cs="Times New Roman"/>
+          <w:sz w:val="24"/>
+          <w:szCs w:val="24"/>
+          <w:lang w:eastAsia="en-IN"/>
+        </w:rPr>
         <w:lastRenderedPageBreak/>
-        <w:t>Stream API?</w:t>
-      </w:r>
-    </w:p>
-    <w:p>
-      <w:pPr>
-        <w:spacing w:before="100" w:beforeAutospacing="1" w:after="100" w:afterAutospacing="1" w:line="240" w:lineRule="auto"/>
-        <w:rPr>
-          <w:rFonts w:ascii="Times New Roman" w:eastAsia="Times New Roman" w:hAnsi="Times New Roman" w:cs="Times New Roman"/>
-          <w:sz w:val="24"/>
-          <w:szCs w:val="24"/>
-          <w:lang w:eastAsia="en-IN"/>
-        </w:rPr>
-      </w:pPr>
-      <w:r>
-        <w:rPr>
-          <w:rFonts w:ascii="Times New Roman" w:eastAsia="Times New Roman" w:hAnsi="Times New Roman" w:cs="Times New Roman"/>
-          <w:sz w:val="24"/>
-          <w:szCs w:val="24"/>
-          <w:lang w:eastAsia="en-IN"/>
-        </w:rPr>
         <w:t>Speaker Note:</w:t>
       </w:r>
     </w:p>
@@ -4415,37 +4758,37 @@
           <w:szCs w:val="24"/>
           <w:lang w:eastAsia="en-IN"/>
         </w:rPr>
+        <w:t>map(</w:t>
+      </w:r>
+      <w:proofErr w:type="gramEnd"/>
+      <w:r>
+        <w:rPr>
+          <w:rFonts w:ascii="Times New Roman" w:eastAsia="Times New Roman" w:hAnsi="Times New Roman" w:cs="Times New Roman"/>
+          <w:sz w:val="24"/>
+          <w:szCs w:val="24"/>
+          <w:lang w:eastAsia="en-IN"/>
+        </w:rPr>
+        <w:t>) transforms one element into another.</w:t>
+      </w:r>
+    </w:p>
+    <w:p>
+      <w:pPr>
+        <w:spacing w:before="100" w:beforeAutospacing="1" w:after="100" w:afterAutospacing="1" w:line="240" w:lineRule="auto"/>
+        <w:rPr>
+          <w:rFonts w:ascii="Times New Roman" w:eastAsia="Times New Roman" w:hAnsi="Times New Roman" w:cs="Times New Roman"/>
+          <w:sz w:val="24"/>
+          <w:szCs w:val="24"/>
+          <w:lang w:eastAsia="en-IN"/>
+        </w:rPr>
+      </w:pPr>
+      <w:r>
+        <w:rPr>
+          <w:rFonts w:ascii="Times New Roman" w:eastAsia="Times New Roman" w:hAnsi="Times New Roman" w:cs="Times New Roman"/>
+          <w:sz w:val="24"/>
+          <w:szCs w:val="24"/>
+          <w:lang w:eastAsia="en-IN"/>
+        </w:rPr>
         <w:lastRenderedPageBreak/>
-        <w:t>map(</w:t>
-      </w:r>
-      <w:proofErr w:type="gramEnd"/>
-      <w:r>
-        <w:rPr>
-          <w:rFonts w:ascii="Times New Roman" w:eastAsia="Times New Roman" w:hAnsi="Times New Roman" w:cs="Times New Roman"/>
-          <w:sz w:val="24"/>
-          <w:szCs w:val="24"/>
-          <w:lang w:eastAsia="en-IN"/>
-        </w:rPr>
-        <w:t>) transforms one element into another.</w:t>
-      </w:r>
-    </w:p>
-    <w:p>
-      <w:pPr>
-        <w:spacing w:before="100" w:beforeAutospacing="1" w:after="100" w:afterAutospacing="1" w:line="240" w:lineRule="auto"/>
-        <w:rPr>
-          <w:rFonts w:ascii="Times New Roman" w:eastAsia="Times New Roman" w:hAnsi="Times New Roman" w:cs="Times New Roman"/>
-          <w:sz w:val="24"/>
-          <w:szCs w:val="24"/>
-          <w:lang w:eastAsia="en-IN"/>
-        </w:rPr>
-      </w:pPr>
-      <w:r>
-        <w:rPr>
-          <w:rFonts w:ascii="Times New Roman" w:eastAsia="Times New Roman" w:hAnsi="Times New Roman" w:cs="Times New Roman"/>
-          <w:sz w:val="24"/>
-          <w:szCs w:val="24"/>
-          <w:lang w:eastAsia="en-IN"/>
-        </w:rPr>
         <w:t>Used when output type changes.</w:t>
       </w:r>
     </w:p>
@@ -4766,28 +5109,28 @@
           <w:szCs w:val="24"/>
           <w:lang w:eastAsia="en-IN"/>
         </w:rPr>
+        <w:t>Speaker Note:</w:t>
+      </w:r>
+    </w:p>
+    <w:p>
+      <w:pPr>
+        <w:spacing w:before="100" w:beforeAutospacing="1" w:after="100" w:afterAutospacing="1" w:line="240" w:lineRule="auto"/>
+        <w:rPr>
+          <w:rFonts w:ascii="Times New Roman" w:eastAsia="Times New Roman" w:hAnsi="Times New Roman" w:cs="Times New Roman"/>
+          <w:sz w:val="24"/>
+          <w:szCs w:val="24"/>
+          <w:lang w:eastAsia="en-IN"/>
+        </w:rPr>
+      </w:pPr>
+      <w:proofErr w:type="gramStart"/>
+      <w:r>
+        <w:rPr>
+          <w:rFonts w:ascii="Times New Roman" w:eastAsia="Times New Roman" w:hAnsi="Times New Roman" w:cs="Times New Roman"/>
+          <w:sz w:val="24"/>
+          <w:szCs w:val="24"/>
+          <w:lang w:eastAsia="en-IN"/>
+        </w:rPr>
         <w:lastRenderedPageBreak/>
-        <w:t>Speaker Note:</w:t>
-      </w:r>
-    </w:p>
-    <w:p>
-      <w:pPr>
-        <w:spacing w:before="100" w:beforeAutospacing="1" w:after="100" w:afterAutospacing="1" w:line="240" w:lineRule="auto"/>
-        <w:rPr>
-          <w:rFonts w:ascii="Times New Roman" w:eastAsia="Times New Roman" w:hAnsi="Times New Roman" w:cs="Times New Roman"/>
-          <w:sz w:val="24"/>
-          <w:szCs w:val="24"/>
-          <w:lang w:eastAsia="en-IN"/>
-        </w:rPr>
-      </w:pPr>
-      <w:proofErr w:type="gramStart"/>
-      <w:r>
-        <w:rPr>
-          <w:rFonts w:ascii="Times New Roman" w:eastAsia="Times New Roman" w:hAnsi="Times New Roman" w:cs="Times New Roman"/>
-          <w:sz w:val="24"/>
-          <w:szCs w:val="24"/>
-          <w:lang w:eastAsia="en-IN"/>
-        </w:rPr>
         <w:t>flatMap(</w:t>
       </w:r>
       <w:proofErr w:type="gramEnd"/>
@@ -5076,38 +5419,38 @@
           <w:szCs w:val="24"/>
           <w:lang w:eastAsia="en-IN"/>
         </w:rPr>
+        <w:t>filter(</w:t>
+      </w:r>
+      <w:proofErr w:type="gramEnd"/>
+      <w:r>
+        <w:rPr>
+          <w:rFonts w:ascii="Times New Roman" w:eastAsia="Times New Roman" w:hAnsi="Times New Roman" w:cs="Times New Roman"/>
+          <w:sz w:val="24"/>
+          <w:szCs w:val="24"/>
+          <w:lang w:eastAsia="en-IN"/>
+        </w:rPr>
+        <w:t>) removes unwanted elements based on a condition.</w:t>
+      </w:r>
+    </w:p>
+    <w:p>
+      <w:pPr>
+        <w:spacing w:before="100" w:beforeAutospacing="1" w:after="100" w:afterAutospacing="1" w:line="240" w:lineRule="auto"/>
+        <w:rPr>
+          <w:rFonts w:ascii="Times New Roman" w:eastAsia="Times New Roman" w:hAnsi="Times New Roman" w:cs="Times New Roman"/>
+          <w:sz w:val="24"/>
+          <w:szCs w:val="24"/>
+          <w:lang w:eastAsia="en-IN"/>
+        </w:rPr>
+      </w:pPr>
+      <w:proofErr w:type="gramStart"/>
+      <w:r>
+        <w:rPr>
+          <w:rFonts w:ascii="Times New Roman" w:eastAsia="Times New Roman" w:hAnsi="Times New Roman" w:cs="Times New Roman"/>
+          <w:sz w:val="24"/>
+          <w:szCs w:val="24"/>
+          <w:lang w:eastAsia="en-IN"/>
+        </w:rPr>
         <w:lastRenderedPageBreak/>
-        <w:t>filter(</w:t>
-      </w:r>
-      <w:proofErr w:type="gramEnd"/>
-      <w:r>
-        <w:rPr>
-          <w:rFonts w:ascii="Times New Roman" w:eastAsia="Times New Roman" w:hAnsi="Times New Roman" w:cs="Times New Roman"/>
-          <w:sz w:val="24"/>
-          <w:szCs w:val="24"/>
-          <w:lang w:eastAsia="en-IN"/>
-        </w:rPr>
-        <w:t>) removes unwanted elements based on a condition.</w:t>
-      </w:r>
-    </w:p>
-    <w:p>
-      <w:pPr>
-        <w:spacing w:before="100" w:beforeAutospacing="1" w:after="100" w:afterAutospacing="1" w:line="240" w:lineRule="auto"/>
-        <w:rPr>
-          <w:rFonts w:ascii="Times New Roman" w:eastAsia="Times New Roman" w:hAnsi="Times New Roman" w:cs="Times New Roman"/>
-          <w:sz w:val="24"/>
-          <w:szCs w:val="24"/>
-          <w:lang w:eastAsia="en-IN"/>
-        </w:rPr>
-      </w:pPr>
-      <w:proofErr w:type="gramStart"/>
-      <w:r>
-        <w:rPr>
-          <w:rFonts w:ascii="Times New Roman" w:eastAsia="Times New Roman" w:hAnsi="Times New Roman" w:cs="Times New Roman"/>
-          <w:sz w:val="24"/>
-          <w:szCs w:val="24"/>
-          <w:lang w:eastAsia="en-IN"/>
-        </w:rPr>
         <w:t>Returns matching records only.</w:t>
       </w:r>
       <w:proofErr w:type="gramEnd"/>
@@ -7260,7 +7603,6 @@
           <w:szCs w:val="24"/>
           <w:lang w:eastAsia="en-IN"/>
         </w:rPr>
-        <w:lastRenderedPageBreak/>
         <w:t>Example:</w:t>
       </w:r>
     </w:p>
@@ -7413,6 +7755,7 @@
           <w:szCs w:val="24"/>
           <w:lang w:eastAsia="en-IN"/>
         </w:rPr>
+        <w:lastRenderedPageBreak/>
         <w:pict>
           <v:rect id="_x0000_i1050" style="width:0;height:1.5pt" o:hralign="center" o:hrstd="t" o:hr="t" fillcolor="#a0a0a0" stroked="f"/>
         </w:pict>
@@ -7534,7 +7877,6 @@
           <w:szCs w:val="24"/>
           <w:lang w:eastAsia="en-IN"/>
         </w:rPr>
-        <w:lastRenderedPageBreak/>
         <w:t>list.stream</w:t>
       </w:r>
       <w:proofErr w:type="spellEnd"/>
@@ -7723,6 +8065,7 @@
           <w:szCs w:val="24"/>
           <w:lang w:eastAsia="en-IN"/>
         </w:rPr>
+        <w:lastRenderedPageBreak/>
         <w:t>Allows inspection of stream elements without modifying them.</w:t>
       </w:r>
       <w:proofErr w:type="gramEnd"/>
@@ -7876,7 +8219,6 @@
           <w:szCs w:val="24"/>
           <w:lang w:eastAsia="en-IN"/>
         </w:rPr>
-        <w:lastRenderedPageBreak/>
         <w:t>Debug Stream</w:t>
       </w:r>
     </w:p>
@@ -8076,6 +8418,7 @@
           <w:szCs w:val="24"/>
           <w:lang w:eastAsia="en-IN"/>
         </w:rPr>
+        <w:lastRenderedPageBreak/>
         <w:t>Example:</w:t>
       </w:r>
     </w:p>
@@ -8209,7 +8552,6 @@
           <w:szCs w:val="24"/>
           <w:lang w:eastAsia="en-IN"/>
         </w:rPr>
-        <w:lastRenderedPageBreak/>
         <w:t>[[A</w:t>
       </w:r>
       <w:proofErr w:type="gramStart"/>
@@ -8471,6 +8813,7 @@
           <w:szCs w:val="24"/>
           <w:lang w:eastAsia="en-IN"/>
         </w:rPr>
+        <w:lastRenderedPageBreak/>
         <w:t>peek(</w:t>
       </w:r>
       <w:proofErr w:type="gramEnd"/>
@@ -8634,7 +8977,6 @@
           <w:szCs w:val="24"/>
           <w:lang w:eastAsia="en-IN"/>
         </w:rPr>
-        <w:lastRenderedPageBreak/>
         <w:t>One Line:</w:t>
       </w:r>
     </w:p>
@@ -8909,6 +9251,7 @@
           <w:szCs w:val="24"/>
           <w:lang w:eastAsia="en-IN"/>
         </w:rPr>
+        <w:lastRenderedPageBreak/>
         <w:t xml:space="preserve">In Parallel Streams, </w:t>
       </w:r>
       <w:proofErr w:type="spellStart"/>
@@ -9046,7 +9389,6 @@
           <w:szCs w:val="24"/>
           <w:lang w:eastAsia="en-IN"/>
         </w:rPr>
-        <w:lastRenderedPageBreak/>
         <w:t>One Line:</w:t>
       </w:r>
     </w:p>
@@ -9259,6 +9601,7 @@
           <w:szCs w:val="24"/>
           <w:lang w:eastAsia="en-IN"/>
         </w:rPr>
+        <w:lastRenderedPageBreak/>
         <w:t>Example:</w:t>
       </w:r>
     </w:p>
@@ -9365,7 +9708,6 @@
           <w:szCs w:val="24"/>
           <w:lang w:eastAsia="en-IN"/>
         </w:rPr>
-        <w:lastRenderedPageBreak/>
         <w:t>Single Thread vs Multi Thread</w:t>
       </w:r>
     </w:p>
@@ -9533,6 +9875,7 @@
           <w:szCs w:val="24"/>
           <w:lang w:eastAsia="en-IN"/>
         </w:rPr>
+        <w:lastRenderedPageBreak/>
         <w:t>filter(</w:t>
       </w:r>
       <w:proofErr w:type="gramEnd"/>
@@ -9635,7 +9978,6 @@
           <w:szCs w:val="24"/>
           <w:lang w:eastAsia="en-IN"/>
         </w:rPr>
-        <w:lastRenderedPageBreak/>
         <w:t>Work Happens at Terminal Operation</w:t>
       </w:r>
     </w:p>
@@ -9846,6 +10188,7 @@
           <w:szCs w:val="24"/>
           <w:lang w:eastAsia="en-IN"/>
         </w:rPr>
+        <w:lastRenderedPageBreak/>
         <w:t>stream.collect</w:t>
       </w:r>
       <w:proofErr w:type="spellEnd"/>
@@ -9946,7 +10289,6 @@
           <w:szCs w:val="24"/>
           <w:lang w:eastAsia="en-IN"/>
         </w:rPr>
-        <w:lastRenderedPageBreak/>
         <w:t>JAVA 8 - OPTIONAL, DATE API, COMPLETABLE FUTURE</w:t>
       </w:r>
     </w:p>
@@ -10171,6 +10513,7 @@
           <w:szCs w:val="24"/>
           <w:lang w:eastAsia="en-IN"/>
         </w:rPr>
+        <w:lastRenderedPageBreak/>
         <w:t xml:space="preserve">Optional Prevents </w:t>
       </w:r>
       <w:proofErr w:type="spellStart"/>
@@ -10290,7 +10633,6 @@
           <w:szCs w:val="24"/>
           <w:lang w:eastAsia="en-IN"/>
         </w:rPr>
-        <w:lastRenderedPageBreak/>
         <w:t>Used when value is guaranteed to be non-null.</w:t>
       </w:r>
     </w:p>
@@ -10539,6 +10881,7 @@
           <w:szCs w:val="24"/>
           <w:lang w:eastAsia="en-IN"/>
         </w:rPr>
+        <w:lastRenderedPageBreak/>
         <w:t>Speaker Note:</w:t>
       </w:r>
     </w:p>
@@ -10619,7 +10962,6 @@
           <w:szCs w:val="24"/>
           <w:lang w:eastAsia="en-IN"/>
         </w:rPr>
-        <w:lastRenderedPageBreak/>
         <w:t>String name = null;</w:t>
       </w:r>
     </w:p>
@@ -10851,6 +11193,7 @@
           <w:szCs w:val="24"/>
           <w:lang w:eastAsia="en-IN"/>
         </w:rPr>
+        <w:lastRenderedPageBreak/>
         <w:t>Represents absence of value.</w:t>
       </w:r>
       <w:proofErr w:type="gramEnd"/>
@@ -10952,7 +11295,6 @@
           <w:szCs w:val="24"/>
           <w:lang w:eastAsia="en-IN"/>
         </w:rPr>
-        <w:lastRenderedPageBreak/>
         <w:t>One Line:</w:t>
       </w:r>
     </w:p>
@@ -11152,6 +11494,7 @@
           <w:szCs w:val="24"/>
           <w:lang w:eastAsia="en-IN"/>
         </w:rPr>
+        <w:lastRenderedPageBreak/>
         <w:t>Optional name =</w:t>
       </w:r>
       <w:r>
@@ -11294,7 +11637,6 @@
           <w:szCs w:val="24"/>
           <w:lang w:eastAsia="en-IN"/>
         </w:rPr>
-        <w:lastRenderedPageBreak/>
         <w:pict>
           <v:rect id="_x0000_i1062" style="width:0;height:1.5pt" o:hralign="center" o:hrstd="t" o:hr="t" fillcolor="#a0a0a0" stroked="f"/>
         </w:pict>
@@ -11463,6 +11805,7 @@
           <w:szCs w:val="24"/>
           <w:lang w:eastAsia="en-IN"/>
         </w:rPr>
+        <w:lastRenderedPageBreak/>
         <w:t>String name =</w:t>
       </w:r>
       <w:r>
@@ -11631,7 +11974,6 @@
           <w:szCs w:val="24"/>
           <w:lang w:eastAsia="en-IN"/>
         </w:rPr>
-        <w:lastRenderedPageBreak/>
         <w:t>Speaker Note:</w:t>
       </w:r>
     </w:p>
@@ -11824,6 +12166,7 @@
           <w:szCs w:val="24"/>
           <w:lang w:eastAsia="en-IN"/>
         </w:rPr>
+        <w:lastRenderedPageBreak/>
         <w:t>One Line:</w:t>
       </w:r>
     </w:p>
@@ -11953,7 +12296,6 @@
           <w:szCs w:val="24"/>
           <w:lang w:eastAsia="en-IN"/>
         </w:rPr>
-        <w:lastRenderedPageBreak/>
         <w:t>Throws exception when value is absent.</w:t>
       </w:r>
       <w:proofErr w:type="gramEnd"/>
@@ -12156,6 +12498,7 @@
           <w:szCs w:val="24"/>
           <w:lang w:eastAsia="en-IN"/>
         </w:rPr>
+        <w:lastRenderedPageBreak/>
         <w:pict>
           <v:rect id="_x0000_i1065" style="width:0;height:1.5pt" o:hralign="center" o:hrstd="t" o:hr="t" fillcolor="#a0a0a0" stroked="f"/>
         </w:pict>
@@ -12275,7 +12618,6 @@
           <w:szCs w:val="24"/>
           <w:lang w:eastAsia="en-IN"/>
         </w:rPr>
-        <w:lastRenderedPageBreak/>
         <w:t>Example:</w:t>
       </w:r>
     </w:p>
@@ -12474,6 +12816,7 @@
           <w:szCs w:val="24"/>
           <w:lang w:eastAsia="en-IN"/>
         </w:rPr>
+        <w:lastRenderedPageBreak/>
         <w:t>LocalTime</w:t>
       </w:r>
       <w:proofErr w:type="spellEnd"/>
@@ -12585,7 +12928,6 @@
           <w:szCs w:val="24"/>
           <w:lang w:eastAsia="en-IN"/>
         </w:rPr>
-        <w:lastRenderedPageBreak/>
         <w:t>LocalTime</w:t>
       </w:r>
       <w:proofErr w:type="spellEnd"/>
@@ -12793,6 +13135,7 @@
           <w:szCs w:val="24"/>
           <w:lang w:eastAsia="en-IN"/>
         </w:rPr>
+        <w:lastRenderedPageBreak/>
         <w:t>Speaker Note:</w:t>
       </w:r>
     </w:p>
@@ -12876,7 +13219,6 @@
           <w:szCs w:val="24"/>
           <w:lang w:eastAsia="en-IN"/>
         </w:rPr>
-        <w:lastRenderedPageBreak/>
         <w:t>LocalDateTime</w:t>
       </w:r>
       <w:proofErr w:type="spellEnd"/>
@@ -13126,6 +13468,7 @@
           <w:szCs w:val="24"/>
           <w:lang w:eastAsia="en-IN"/>
         </w:rPr>
+        <w:lastRenderedPageBreak/>
         <w:t>Example:</w:t>
       </w:r>
     </w:p>
@@ -13257,7 +13600,6 @@
           <w:szCs w:val="24"/>
           <w:lang w:eastAsia="en-IN"/>
         </w:rPr>
-        <w:lastRenderedPageBreak/>
         <w:t>America/</w:t>
       </w:r>
       <w:proofErr w:type="spellStart"/>
@@ -13512,6 +13854,7 @@
           <w:szCs w:val="24"/>
           <w:lang w:eastAsia="en-IN"/>
         </w:rPr>
+        <w:lastRenderedPageBreak/>
         <w:t>Example:</w:t>
       </w:r>
     </w:p>
@@ -13604,7 +13947,6 @@
           <w:szCs w:val="24"/>
           <w:lang w:eastAsia="en-IN"/>
         </w:rPr>
-        <w:lastRenderedPageBreak/>
         <w:t>One Line:</w:t>
       </w:r>
     </w:p>
@@ -13824,6 +14166,7 @@
           <w:szCs w:val="24"/>
           <w:lang w:eastAsia="en-IN"/>
         </w:rPr>
+        <w:lastRenderedPageBreak/>
         <w:t>Future:</w:t>
       </w:r>
     </w:p>
@@ -13919,7 +14262,6 @@
           <w:szCs w:val="24"/>
           <w:lang w:eastAsia="en-IN"/>
         </w:rPr>
-        <w:lastRenderedPageBreak/>
         <w:t>thenApply</w:t>
       </w:r>
       <w:proofErr w:type="spellEnd"/>
@@ -14227,6 +14569,7 @@
           <w:szCs w:val="24"/>
           <w:lang w:eastAsia="en-IN"/>
         </w:rPr>
+        <w:lastRenderedPageBreak/>
         <w:t>orElse</w:t>
       </w:r>
       <w:proofErr w:type="spellEnd"/>
@@ -14360,7 +14703,6 @@
           <w:szCs w:val="24"/>
           <w:lang w:eastAsia="en-IN"/>
         </w:rPr>
-        <w:lastRenderedPageBreak/>
         <w:pict>
           <v:rect id="_x0000_i1072" style="width:0;height:1.5pt" o:hralign="center" o:hrstd="t" o:hr="t" fillcolor="#a0a0a0" stroked="f"/>
         </w:pict>
@@ -14595,6 +14937,7 @@
           <w:szCs w:val="24"/>
           <w:lang w:eastAsia="en-IN"/>
         </w:rPr>
+        <w:lastRenderedPageBreak/>
         <w:t>CompletableFuture</w:t>
       </w:r>
       <w:proofErr w:type="spellEnd"/>
@@ -20594,6 +20937,16 @@
     <w:basedOn w:val="DefaultParagraphFont"/>
     <w:rsid w:val="00DE1325"/>
   </w:style>
+  <w:style w:type="character" w:customStyle="1" w:styleId="m">
+    <w:name w:val="ͼm"/>
+    <w:basedOn w:val="DefaultParagraphFont"/>
+    <w:rsid w:val="00457ADE"/>
+  </w:style>
+  <w:style w:type="character" w:customStyle="1" w:styleId="g">
+    <w:name w:val="ͼg"/>
+    <w:basedOn w:val="DefaultParagraphFont"/>
+    <w:rsid w:val="00457ADE"/>
+  </w:style>
 </w:styles>
 </file>
 
@@ -20882,6 +21235,16 @@
     <w:name w:val="text-token-text-primary"/>
     <w:basedOn w:val="DefaultParagraphFont"/>
     <w:rsid w:val="00DE1325"/>
+  </w:style>
+  <w:style w:type="character" w:customStyle="1" w:styleId="m">
+    <w:name w:val="ͼm"/>
+    <w:basedOn w:val="DefaultParagraphFont"/>
+    <w:rsid w:val="00457ADE"/>
+  </w:style>
+  <w:style w:type="character" w:customStyle="1" w:styleId="g">
+    <w:name w:val="ͼg"/>
+    <w:basedOn w:val="DefaultParagraphFont"/>
+    <w:rsid w:val="00457ADE"/>
   </w:style>
 </w:styles>
 </file>
